--- a/All_Books/04 THE RED VEIL/Word version/THE_RED_VEIL_zh.docx
+++ b/All_Books/04 THE RED VEIL/Word version/THE_RED_VEIL_zh.docx
@@ -27,8 +27,8 @@
             <wp:positionV relativeFrom="paragraph">
               <wp:posOffset>-952500</wp:posOffset>
             </wp:positionV>
-            <wp:extent cx="5294630" cy="7800340"/>
-            <wp:effectExtent l="0" t="0" r="8890" b="2540"/>
+            <wp:extent cx="5341620" cy="7800340"/>
+            <wp:effectExtent l="0" t="0" r="0" b="0"/>
             <wp:wrapNone/>
             <wp:docPr id="3" name="Picture 3" descr="04-THE-RED-VEIL-zh"/>
             <wp:cNvGraphicFramePr>
@@ -52,7 +52,7 @@
                   <pic:spPr>
                     <a:xfrm>
                       <a:off x="0" y="0"/>
-                      <a:ext cx="5294630" cy="7800340"/>
+                      <a:ext cx="5341620" cy="7800340"/>
                     </a:xfrm>
                     <a:prstGeom prst="rect">
                       <a:avLst/>
@@ -61,6 +61,9 @@
                 </pic:pic>
               </a:graphicData>
             </a:graphic>
+            <wp14:sizeRelH relativeFrom="margin">
+              <wp14:pctWidth>0</wp14:pctWidth>
+            </wp14:sizeRelH>
           </wp:anchor>
         </w:drawing>
       </w:r>
@@ -396,6 +399,8 @@
         </w:rPr>
         <w:t xml:space="preserve"> MEDIA。保留所有權利。禁止翻印。</w:t>
       </w:r>
+      <w:bookmarkStart w:id="0" w:name="_GoBack"/>
+      <w:bookmarkEnd w:id="0"/>
     </w:p>
     <w:p/>
     <w:p/>
@@ -6313,7 +6318,23 @@
           <w:color w:val="1A1C1E"/>
           <w:shd w:val="clear" w:color="auto" w:fill="FFFFFF"/>
         </w:rPr>
-        <w:t>那是一個過於恐怖的真相，遠遠超出了我作為一名「思想官員」時的所有想像。它也讓我明白，我曾服務的那個體制，不僅控制資訊，更有能力用一張厚厚的謊言帷幕，來掩蓋最駭人聽聞的罪行。</w:t>
+        <w:t>那是一個過於恐怖的真相，遠遠超出了我作為一名「</w:t>
+      </w:r>
+      <w:r>
+        <w:rPr>
+          <w:rFonts w:ascii="Yu Gothic" w:eastAsia="Yu Gothic" w:hAnsi="Yu Gothic" w:cs="Yu Gothic" w:hint="eastAsia"/>
+          <w:color w:val="1A1C1E"/>
+          <w:shd w:val="clear" w:color="auto" w:fill="FFFFFF"/>
+        </w:rPr>
+        <w:t>意識形態官員</w:t>
+      </w:r>
+      <w:r>
+        <w:rPr>
+          <w:rFonts w:ascii="Yu Gothic" w:eastAsia="Yu Gothic" w:hAnsi="Yu Gothic" w:cs="Yu Gothic" w:hint="eastAsia"/>
+          <w:color w:val="1A1C1E"/>
+          <w:shd w:val="clear" w:color="auto" w:fill="FFFFFF"/>
+        </w:rPr>
+        <w:t>」時的所有想像。它也讓我明白，我曾服務的那個體制，不僅控制資訊，更有能力用一張厚厚的謊言帷幕，來掩蓋最駭人聽聞的罪行。</w:t>
       </w:r>
     </w:p>
     <w:p>
@@ -6549,15 +6570,31 @@
         <w:rPr>
           <w:rFonts w:ascii="Yu Gothic" w:eastAsia="Yu Gothic" w:hAnsi="Yu Gothic" w:cs="Yu Gothic"/>
           <w:color w:val="1A1C1E"/>
-        </w:rPr>
-      </w:pPr>
-      <w:r>
-        <w:rPr>
-          <w:rFonts w:ascii="Yu Gothic" w:eastAsia="Yu Gothic" w:hAnsi="Yu Gothic" w:cs="Yu Gothic" w:hint="eastAsia"/>
-          <w:color w:val="1A1C1E"/>
-          <w:shd w:val="clear" w:color="auto" w:fill="FFFFFF"/>
-        </w:rPr>
-        <w:t>而「悲」劇的部分……正是為那份幻想與盲目所付出的代價。是家庭的破碎，是安然的冤死。是所有我曾追尋的信念與價值的崩塌。是在一切都已無法挽回時，才 belatedly 意識到真相的悔恨。</w:t>
+          <w:shd w:val="clear" w:color="auto" w:fill="FFFFFF"/>
+        </w:rPr>
+      </w:pPr>
+      <w:r>
+        <w:rPr>
+          <w:rFonts w:ascii="Yu Gothic" w:eastAsia="Yu Gothic" w:hAnsi="Yu Gothic" w:cs="Yu Gothic" w:hint="eastAsia"/>
+          <w:color w:val="1A1C1E"/>
+          <w:shd w:val="clear" w:color="auto" w:fill="FFFFFF"/>
+        </w:rPr>
+        <w:t>而「悲」劇的部分……正是為那份幻想與盲目所付出的代價。是家庭的破碎，是安然的冤死。是所有我曾追尋的信念與價值的崩塌。是在一切都已無法挽回時，才</w:t>
+      </w:r>
+      <w:r>
+        <w:rPr>
+          <w:rFonts w:ascii="Yu Gothic" w:eastAsia="Yu Gothic" w:hAnsi="Yu Gothic" w:cs="Yu Gothic"/>
+          <w:color w:val="1A1C1E"/>
+        </w:rPr>
+        <w:t>遲來地</w:t>
+      </w:r>
+      <w:r>
+        <w:rPr>
+          <w:rFonts w:ascii="Yu Gothic" w:eastAsia="Yu Gothic" w:hAnsi="Yu Gothic" w:cs="Yu Gothic" w:hint="eastAsia"/>
+          <w:color w:val="1A1C1E"/>
+          <w:shd w:val="clear" w:color="auto" w:fill="FFFFFF"/>
+        </w:rPr>
+        <w:t>意識到真相的悔恨。</w:t>
       </w:r>
     </w:p>
     <w:p>
@@ -6666,7 +6703,7 @@
           <w:color w:val="1A1C1E"/>
           <w:shd w:val="clear" w:color="auto" w:fill="FFFFFF"/>
         </w:rPr>
-        <w:t>但或許，即便在悲喜劇中，人也能學到教訓，不是嗎？關於真相、關於良知，以及關於在邪惡面前保持沉默所需付出的代-價。這正是我現在努力在做的事，至少，讓我的餘生，不再是命運的一場玩笑。</w:t>
+        <w:t>但或許，即便在悲喜劇中，人也能學到教訓，不是嗎？關於真相、關於良知，以及關於在邪惡面前保持沉默所需付出的代價。這正是我現在努力在做的事，至少，讓我的餘生，不再是命運的一場玩笑。</w:t>
       </w:r>
     </w:p>
     <w:p>
@@ -7037,7 +7074,7 @@
           <w:color w:val="1A1C1E"/>
           <w:shd w:val="clear" w:color="auto" w:fill="FFFFFF"/>
         </w:rPr>
-        <w:t>(他真誠地望著蘇菲-亞。)</w:t>
+        <w:t>(他真誠地望著蘇菲亞。)</w:t>
       </w:r>
     </w:p>
     <w:p>
@@ -7156,7 +7193,7 @@
           <w:color w:val="1A1C1E"/>
           <w:shd w:val="clear" w:color="auto" w:fill="FFFFFF"/>
         </w:rPr>
-        <w:t>蘇菲-亞‧貝爾：</w:t>
+        <w:t>蘇菲亞‧貝爾：</w:t>
       </w:r>
     </w:p>
     <w:p>
@@ -7378,7 +7415,22 @@
           <w:color w:val="1A1C1E"/>
           <w:shd w:val="clear" w:color="auto" w:fill="FFFFFF"/>
         </w:rPr>
-        <w:t>他們刻意將事情鬧大，向上級報告，製造壓力。安然被如此迅速而嚴厲地逮捕，以及隨後我在短時間內被開除黨籍、撤銷所有職務，這一切都 nằm trong一個精心策劃的計畫中。他們的目標是將我從政壇上剷除，而他們成功了。</w:t>
+        <w:t>他們刻意將事情鬧大，向上級報告，製造壓力。安然被如此迅速而嚴厲地逮捕，以及隨後我在短時間內被開除黨籍、撤銷所有職務，這一切都</w:t>
+      </w:r>
+      <w:r>
+        <w:rPr>
+          <w:rFonts w:ascii="Yu Gothic" w:eastAsia="Yu Gothic" w:hAnsi="Yu Gothic" w:cs="Yu Gothic"/>
+          <w:color w:val="1A1C1E"/>
+        </w:rPr>
+        <w:t>處於</w:t>
+      </w:r>
+      <w:r>
+        <w:rPr>
+          <w:rFonts w:ascii="Yu Gothic" w:eastAsia="Yu Gothic" w:hAnsi="Yu Gothic" w:cs="Yu Gothic" w:hint="eastAsia"/>
+          <w:color w:val="1A1C1E"/>
+          <w:shd w:val="clear" w:color="auto" w:fill="FFFFFF"/>
+        </w:rPr>
+        <w:t>一個精心策劃的計畫中。他們的目標是將我從政壇上剷除，而他們成功了。</w:t>
       </w:r>
     </w:p>
     <w:p>
@@ -8646,7 +8698,7 @@
           <w:color w:val="1A1C1E"/>
           <w:shd w:val="clear" w:color="auto" w:fill="FFFFFF"/>
         </w:rPr>
-        <w:t>(他直視蘇菲-亞，眼神真誠而多了一分坦然。)</w:t>
+        <w:t>(他直視蘇菲亞，眼神真誠而多了一分坦然。)</w:t>
       </w:r>
     </w:p>
     <w:p>
@@ -9504,7 +9556,7 @@
           <w:shd w:val="clear" w:color="auto" w:fill="FFFFFF"/>
         </w:rPr>
         <w:lastRenderedPageBreak/>
-        <w:t>正是他們中的一位，一位看起來非常慈祥的中年女士，把那本《轉法-輪》遞給了我。她說，或許讀讀書，能幫助我找到內心的平靜，找到心中困惑的答案。她沒有絲毫勉強，只是溫和地建議。</w:t>
+        <w:t>正是他們中的一位，一位看起來非常慈祥的中年女士，把那本《轉法輪》遞給了我。她說，或許讀讀書，能幫助我找到內心的平靜，找到心中困惑的答案。她沒有絲毫勉強，只是溫和地建議。</w:t>
       </w:r>
     </w:p>
     <w:p>
@@ -11332,7 +11384,7 @@
           <w:color w:val="1A1C1E"/>
           <w:shd w:val="clear" w:color="auto" w:fill="FFFFFF"/>
         </w:rPr>
-        <w:t>然而，我也明白您的意思。我的過去，我的思索，或許也觸及了朱利-安‧李先生所關心的領域。一位在哲學與思想領域有深厚專業的人，或許能提出更銳利的問題，幫助我們挖掘一些可能尚未觸及的層面，或者讓我對意識形態、對我認知轉變的分析，能更清晰、更有條理地呈現給讀者。</w:t>
+        <w:t>然而，我也明白您的意思。我的過去，我的思索，或許也觸及了朱利安‧李先生所關心的領域。一位在哲學與思想領域有深厚專業的人，或許能提出更銳利的問題，幫助我們挖掘一些可能尚未觸及的層面，或者讓我對意識形態、對我認知轉變的分析，能更清晰、更有條理地呈現給讀者。</w:t>
       </w:r>
     </w:p>
     <w:p>
@@ -11413,7 +11465,7 @@
           <w:color w:val="1A1C1E"/>
           <w:shd w:val="clear" w:color="auto" w:fill="FFFFFF"/>
         </w:rPr>
-        <w:t>您能再多和我談談這位朱利-安‧李先生嗎？關於他的工作方式，或者如果方便的話，他的一些代表作品？不過，無論如何，我相信您的介紹與判斷，蘇菲亞。您最清楚這個故事的性質，以及我們正在努力實現的目標。</w:t>
+        <w:t>您能再多和我談談這位朱利安‧李先生嗎？關於他的工作方式，或者如果方便的話，他的一些代表作品？不過，無論如何，我相信您的介紹與判斷，蘇菲亞。您最清楚這個故事的性質，以及我們正在努力實現的目標。</w:t>
       </w:r>
     </w:p>
     <w:p>
@@ -11438,12 +11490,13 @@
     </w:p>
     <w:p>
       <w:pPr>
-        <w:jc w:val="both"/>
-        <w:rPr>
-          <w:rFonts w:ascii="Yu Gothic" w:eastAsia="Yu Gothic" w:hAnsi="Yu Gothic" w:cs="Yu Gothic"/>
-          <w:color w:val="1A1C1E"/>
-          <w:sz w:val="24"/>
-          <w:szCs w:val="24"/>
+        <w:pStyle w:val="NormalWeb"/>
+        <w:shd w:val="clear" w:color="auto" w:fill="FFFFFF"/>
+        <w:spacing w:beforeAutospacing="1" w:after="216" w:line="240" w:lineRule="atLeast"/>
+        <w:jc w:val="both"/>
+        <w:rPr>
+          <w:rFonts w:ascii="Yu Gothic" w:eastAsia="Yu Gothic" w:hAnsi="Yu Gothic" w:cs="Yu Gothic"/>
+          <w:color w:val="1A1C1E"/>
           <w:shd w:val="clear" w:color="auto" w:fill="FFFFFF"/>
         </w:rPr>
       </w:pPr>
@@ -11489,27 +11542,52 @@
           <w:color w:val="1A1C1E"/>
           <w:shd w:val="clear" w:color="auto" w:fill="FFFFFF"/>
         </w:rPr>
-        <w:t>是的，我明白，像這樣的建議，即便真是金科玉律，在中共領導人的眼中，也只不過是一個擅長理論卻缺乏足夠「政治敏感度」的人，所說的「不切實際」之言……</w:t>
-      </w:r>
-    </w:p>
-    <w:p>
-      <w:pPr>
-        <w:pStyle w:val="NormalWeb"/>
-        <w:shd w:val="clear" w:color="auto" w:fill="FFFFFF"/>
-        <w:spacing w:beforeAutospacing="1" w:after="216" w:line="240" w:lineRule="atLeast"/>
-        <w:jc w:val="both"/>
-        <w:rPr>
-          <w:rFonts w:ascii="Yu Gothic" w:eastAsia="Yu Gothic" w:hAnsi="Yu Gothic" w:cs="Yu Gothic"/>
-          <w:color w:val="1A1C1E"/>
-        </w:rPr>
-      </w:pPr>
-      <w:r>
-        <w:rPr>
-          <w:rFonts w:ascii="Yu Gothic" w:eastAsia="Yu Gothic" w:hAnsi="Yu Gothic" w:cs="Yu Gothic" w:hint="eastAsia"/>
-          <w:color w:val="1A1C1E"/>
-          <w:shd w:val="clear" w:color="auto" w:fill="FFFFFF"/>
-        </w:rPr>
-        <w:t>劉先生，很抱歉，我們的分享已經超過中午12點了……或許我們先暫停，明天早上再繼續，您覺得如何？</w:t>
+        <w:t xml:space="preserve">是的，我明白，劉先生……您透過我這座小橋，與 THE </w:t>
+      </w:r>
+      <w:r>
+        <w:rPr>
+          <w:rFonts w:ascii="Yu Gothic" w:eastAsia="Yu Gothic" w:hAnsi="Yu Gothic" w:cs="Yu Gothic"/>
+          <w:color w:val="1A1C1E"/>
+          <w:shd w:val="clear" w:color="auto" w:fill="FFFFFF"/>
+        </w:rPr>
+        <w:t>LIVES</w:t>
+      </w:r>
+      <w:r>
+        <w:rPr>
+          <w:rFonts w:ascii="Yu Gothic" w:eastAsia="Yu Gothic" w:hAnsi="Yu Gothic" w:cs="Yu Gothic" w:hint="eastAsia"/>
+          <w:color w:val="1A1C1E"/>
+          <w:shd w:val="clear" w:color="auto" w:fill="FFFFFF"/>
+        </w:rPr>
+        <w:t xml:space="preserve"> MEDIA 讀者所做的分享，本質上是個人的，是關於那些已發生的痛心之事、關於中共的邪惡，以及關於法輪功之美好的肺腑之言……</w:t>
+      </w:r>
+    </w:p>
+    <w:p>
+      <w:pPr>
+        <w:pStyle w:val="NormalWeb"/>
+        <w:shd w:val="clear" w:color="auto" w:fill="FFFFFF"/>
+        <w:spacing w:beforeAutospacing="1" w:after="216" w:line="240" w:lineRule="atLeast"/>
+        <w:jc w:val="both"/>
+        <w:rPr>
+          <w:rFonts w:ascii="Yu Gothic" w:eastAsia="Yu Gothic" w:hAnsi="Yu Gothic" w:cs="Yu Gothic"/>
+          <w:color w:val="1A1C1E"/>
+        </w:rPr>
+      </w:pPr>
+      <w:r>
+        <w:rPr>
+          <w:rFonts w:ascii="Yu Gothic" w:eastAsia="Yu Gothic" w:hAnsi="Yu Gothic" w:cs="Yu Gothic" w:hint="eastAsia"/>
+          <w:color w:val="1A1C1E"/>
+          <w:shd w:val="clear" w:color="auto" w:fill="FFFFFF"/>
+        </w:rPr>
+        <w:t>我想，明天上午我們可以再花點時間，將上述內容的某些層面闡述得更清晰、更生動些……之後，我的想法是，希望您能進一步分享關於中華未來之路的看法，這是您窮盡畢生心血研究的課題，而如今，在您走入修煉、得到法理</w:t>
+      </w:r>
+      <w:r>
+        <w:rPr>
+          <w:rFonts w:ascii="Yu Gothic" w:eastAsia="Yu Gothic" w:hAnsi="Yu Gothic" w:cs="Yu Gothic" w:hint="eastAsia"/>
+          <w:color w:val="1A1C1E"/>
+          <w:shd w:val="clear" w:color="auto" w:fill="FFFFFF"/>
+        </w:rPr>
+        <w:lastRenderedPageBreak/>
+        <w:t>之光的照耀後，我相信您的世界觀已有了更廣闊的啟迪……這也正是我聯想到朱利安‧李的原因，因為我看到了你們兩位在為人、思想以及所關心的領域上，有著一種同頻。我的想法很單純，只是想作為一座小橋，為兩位同心、且是真正意義上的「同志」之人牽線搭橋……</w:t>
       </w:r>
     </w:p>
     <w:p>
@@ -11553,159 +11631,168 @@
           <w:color w:val="1A1C1E"/>
           <w:shd w:val="clear" w:color="auto" w:fill="FFFFFF"/>
         </w:rPr>
+        <w:t>(聽著蘇菲亞的解釋與想法，他的神情逐漸舒展開來，一抹帶着理解與珍視的淺笑浮現。他輕輕點頭。)</w:t>
+      </w:r>
+    </w:p>
+    <w:p>
+      <w:pPr>
+        <w:pStyle w:val="NormalWeb"/>
+        <w:shd w:val="clear" w:color="auto" w:fill="FFFFFF"/>
+        <w:spacing w:beforeAutospacing="1" w:after="216" w:line="240" w:lineRule="atLeast"/>
+        <w:jc w:val="both"/>
+        <w:rPr>
+          <w:rFonts w:ascii="Yu Gothic" w:eastAsia="Yu Gothic" w:hAnsi="Yu Gothic" w:cs="Yu Gothic"/>
+          <w:color w:val="1A1C1E"/>
+        </w:rPr>
+      </w:pPr>
+      <w:r>
+        <w:rPr>
+          <w:rFonts w:ascii="Yu Gothic" w:eastAsia="Yu Gothic" w:hAnsi="Yu Gothic" w:cs="Yu Gothic" w:hint="eastAsia"/>
+          <w:color w:val="1A1C1E"/>
+          <w:shd w:val="clear" w:color="auto" w:fill="FFFFFF"/>
+        </w:rPr>
+        <w:t>是的，蘇菲亞小姐，您非常準確地掌握了我希望能分享的精神。我今天坐在這裡的目的，的確是為了說出我們所經歷的苦難真相，說出中共邪惡的本質，同時，也為了讓世界能更了解法輪功的美好與純正——那也是我的女兒和千千萬萬人所堅定守護的。</w:t>
+      </w:r>
+    </w:p>
+    <w:p>
+      <w:pPr>
+        <w:pStyle w:val="NormalWeb"/>
+        <w:shd w:val="clear" w:color="auto" w:fill="FFFFFF"/>
+        <w:spacing w:beforeAutospacing="1" w:after="216" w:line="240" w:lineRule="atLeast"/>
+        <w:jc w:val="both"/>
+        <w:rPr>
+          <w:rFonts w:ascii="Yu Gothic" w:eastAsia="Yu Gothic" w:hAnsi="Yu Gothic" w:cs="Yu Gothic"/>
+          <w:color w:val="1A1C1E"/>
+        </w:rPr>
+      </w:pPr>
+      <w:r>
+        <w:rPr>
+          <w:rFonts w:ascii="Yu Gothic" w:eastAsia="Yu Gothic" w:hAnsi="Yu Gothic" w:cs="Yu Gothic" w:hint="eastAsia"/>
+          <w:color w:val="1A1C1E"/>
+          <w:shd w:val="clear" w:color="auto" w:fill="FFFFFF"/>
+        </w:rPr>
+        <w:t>我們明天上午再花些時間，把已分享的內容闡述得更清晰，這是非常有必要的。我希望能確保那些最重要的訊息，能盡可能清晰、生動地傳達出去。</w:t>
+      </w:r>
+    </w:p>
+    <w:p>
+      <w:pPr>
+        <w:pStyle w:val="NormalWeb"/>
+        <w:shd w:val="clear" w:color="auto" w:fill="FFFFFF"/>
+        <w:spacing w:beforeAutospacing="1" w:after="216" w:line="240" w:lineRule="atLeast"/>
+        <w:jc w:val="both"/>
+        <w:rPr>
+          <w:rFonts w:ascii="Yu Gothic" w:eastAsia="Yu Gothic" w:hAnsi="Yu Gothic" w:cs="Yu Gothic"/>
+          <w:color w:val="1A1C1E"/>
+        </w:rPr>
+      </w:pPr>
+      <w:r>
+        <w:rPr>
+          <w:rFonts w:ascii="Yu Gothic" w:eastAsia="Yu Gothic" w:hAnsi="Yu Gothic" w:cs="Yu Gothic" w:hint="eastAsia"/>
+          <w:color w:val="1A1C1E"/>
+          <w:shd w:val="clear" w:color="auto" w:fill="FFFFFF"/>
+        </w:rPr>
+        <w:t>(他稍作停頓，帶著思量的目光看著蘇菲亞。)</w:t>
+      </w:r>
+    </w:p>
+    <w:p>
+      <w:pPr>
+        <w:pStyle w:val="NormalWeb"/>
+        <w:shd w:val="clear" w:color="auto" w:fill="FFFFFF"/>
+        <w:spacing w:beforeAutospacing="1" w:after="216" w:line="240" w:lineRule="atLeast"/>
+        <w:jc w:val="both"/>
+        <w:rPr>
+          <w:rFonts w:ascii="Yu Gothic" w:eastAsia="Yu Gothic" w:hAnsi="Yu Gothic" w:cs="Yu Gothic"/>
+          <w:color w:val="1A1C1E"/>
+        </w:rPr>
+      </w:pPr>
+      <w:r>
+        <w:rPr>
+          <w:rFonts w:ascii="Yu Gothic" w:eastAsia="Yu Gothic" w:hAnsi="Yu Gothic" w:cs="Yu Gothic" w:hint="eastAsia"/>
+          <w:color w:val="1A1C1E"/>
+          <w:shd w:val="clear" w:color="auto" w:fill="FFFFFF"/>
+        </w:rPr>
+        <w:t>至於您提議邀請朱利安‧李先生在後續部分，也就是當我們探討中華未來之路時加入……(他重複道，語氣沉吟)。</w:t>
+      </w:r>
+      <w:r>
+        <w:rPr>
+          <w:rFonts w:ascii="Yu Gothic" w:eastAsia="Yu Gothic" w:hAnsi="Yu Gothic" w:cs="Yu Gothic" w:hint="eastAsia"/>
+          <w:color w:val="1A1C1E"/>
+          <w:shd w:val="clear" w:color="auto" w:fill="FFFFFF"/>
+        </w:rPr>
         <w:lastRenderedPageBreak/>
-        <w:t>(聽蘇菲亞提到時間，他看了一眼手錶，然後輕輕笑了。那笑容在他分享了許多心事後，顯得輕鬆了些。)</w:t>
-      </w:r>
-    </w:p>
-    <w:p>
-      <w:pPr>
-        <w:pStyle w:val="NormalWeb"/>
-        <w:shd w:val="clear" w:color="auto" w:fill="FFFFFF"/>
-        <w:spacing w:beforeAutospacing="1" w:after="216" w:line="240" w:lineRule="atLeast"/>
-        <w:jc w:val="both"/>
-        <w:rPr>
-          <w:rFonts w:ascii="Yu Gothic" w:eastAsia="Yu Gothic" w:hAnsi="Yu Gothic" w:cs="Yu Gothic"/>
-          <w:color w:val="1A1C1E"/>
-        </w:rPr>
-      </w:pPr>
-      <w:r>
-        <w:rPr>
-          <w:rFonts w:ascii="Yu Gothic" w:eastAsia="Yu Gothic" w:hAnsi="Yu Gothic" w:cs="Yu Gothic" w:hint="eastAsia"/>
-          <w:color w:val="1A1C1E"/>
-          <w:shd w:val="clear" w:color="auto" w:fill="FFFFFF"/>
-        </w:rPr>
-        <w:t>噢，是嗎？已經過中午了？(他輕輕搖頭，像是不曾留意)。我們談話的時候，時間過得真快。確實，當人能敞開心扉，說出積壓已久的心事時，往往會忘記時間。</w:t>
-      </w:r>
-    </w:p>
-    <w:p>
-      <w:pPr>
-        <w:pStyle w:val="NormalWeb"/>
-        <w:shd w:val="clear" w:color="auto" w:fill="FFFFFF"/>
-        <w:spacing w:beforeAutospacing="1" w:after="216" w:line="240" w:lineRule="atLeast"/>
-        <w:jc w:val="both"/>
-        <w:rPr>
-          <w:rFonts w:ascii="Yu Gothic" w:eastAsia="Yu Gothic" w:hAnsi="Yu Gothic" w:cs="Yu Gothic"/>
-          <w:color w:val="1A1C1E"/>
-        </w:rPr>
-      </w:pPr>
-      <w:r>
-        <w:rPr>
-          <w:rFonts w:ascii="Yu Gothic" w:eastAsia="Yu Gothic" w:hAnsi="Yu Gothic" w:cs="Yu Gothic" w:hint="eastAsia"/>
-          <w:color w:val="1A1C1E"/>
-          <w:shd w:val="clear" w:color="auto" w:fill="FFFFFF"/>
-        </w:rPr>
-        <w:t>(他點了點頭。)</w:t>
-      </w:r>
-    </w:p>
-    <w:p>
-      <w:pPr>
-        <w:pStyle w:val="NormalWeb"/>
-        <w:shd w:val="clear" w:color="auto" w:fill="FFFFFF"/>
-        <w:spacing w:beforeAutospacing="1" w:after="216" w:line="240" w:lineRule="atLeast"/>
-        <w:jc w:val="both"/>
-        <w:rPr>
-          <w:rFonts w:ascii="Yu Gothic" w:eastAsia="Yu Gothic" w:hAnsi="Yu Gothic" w:cs="Yu Gothic"/>
-          <w:color w:val="1A1C1E"/>
-        </w:rPr>
-      </w:pPr>
-      <w:r>
-        <w:rPr>
-          <w:rFonts w:ascii="Yu Gothic" w:eastAsia="Yu Gothic" w:hAnsi="Yu Gothic" w:cs="Yu Gothic" w:hint="eastAsia"/>
-          <w:color w:val="1A1C1E"/>
-          <w:shd w:val="clear" w:color="auto" w:fill="FFFFFF"/>
-        </w:rPr>
-        <w:t>您說得對，蘇菲亞。「不切實際」、「擅長理論卻缺乏政治敏感度」……如果他們有機會聽到，那或許就是他們會給出的評價。而且，從那些掌握權力並只關心如何不惜一切代價維繫權力的人的角度來看，他們或許也不完全是錯的。</w:t>
-      </w:r>
-    </w:p>
-    <w:p>
-      <w:pPr>
-        <w:pStyle w:val="NormalWeb"/>
-        <w:shd w:val="clear" w:color="auto" w:fill="FFFFFF"/>
-        <w:spacing w:beforeAutospacing="1" w:after="216" w:line="240" w:lineRule="atLeast"/>
-        <w:jc w:val="both"/>
-        <w:rPr>
-          <w:rFonts w:ascii="Yu Gothic" w:eastAsia="Yu Gothic" w:hAnsi="Yu Gothic" w:cs="Yu Gothic"/>
-          <w:color w:val="1A1C1E"/>
-        </w:rPr>
-      </w:pPr>
-      <w:r>
-        <w:rPr>
-          <w:rFonts w:ascii="Yu Gothic" w:eastAsia="Yu Gothic" w:hAnsi="Yu Gothic" w:cs="Yu Gothic" w:hint="eastAsia"/>
-          <w:color w:val="1A1C1E"/>
-          <w:shd w:val="clear" w:color="auto" w:fill="FFFFFF"/>
-        </w:rPr>
-        <w:t>(他帶著感激的神情看著蘇菲亞。)</w:t>
-      </w:r>
-    </w:p>
-    <w:p>
-      <w:pPr>
-        <w:pStyle w:val="NormalWeb"/>
-        <w:shd w:val="clear" w:color="auto" w:fill="FFFFFF"/>
-        <w:spacing w:beforeAutospacing="1" w:after="216" w:line="240" w:lineRule="atLeast"/>
-        <w:jc w:val="both"/>
-        <w:rPr>
-          <w:rFonts w:ascii="Yu Gothic" w:eastAsia="Yu Gothic" w:hAnsi="Yu Gothic" w:cs="Yu Gothic"/>
-          <w:color w:val="1A1C1E"/>
-        </w:rPr>
-      </w:pPr>
-      <w:r>
-        <w:rPr>
-          <w:rFonts w:ascii="Yu Gothic" w:eastAsia="Yu Gothic" w:hAnsi="Yu Gothic" w:cs="Yu Gothic" w:hint="eastAsia"/>
-          <w:color w:val="1A1C1E"/>
-          <w:shd w:val="clear" w:color="auto" w:fill="FFFFFF"/>
-        </w:rPr>
-        <w:t>感謝您整個上午都耐心聽我說。說真的，我感覺輕鬆多了。有些事，如果總壓在心裡，會變成無法承受的重擔。</w:t>
-      </w:r>
-    </w:p>
-    <w:p>
-      <w:pPr>
-        <w:pStyle w:val="NormalWeb"/>
-        <w:shd w:val="clear" w:color="auto" w:fill="FFFFFF"/>
-        <w:spacing w:beforeAutospacing="1" w:after="216" w:line="240" w:lineRule="atLeast"/>
-        <w:jc w:val="both"/>
-        <w:rPr>
-          <w:rFonts w:ascii="Yu Gothic" w:eastAsia="Yu Gothic" w:hAnsi="Yu Gothic" w:cs="Yu Gothic"/>
-          <w:color w:val="1A1C1E"/>
-        </w:rPr>
-      </w:pPr>
-      <w:r>
-        <w:rPr>
-          <w:rFonts w:ascii="Yu Gothic" w:eastAsia="Yu Gothic" w:hAnsi="Yu Gothic" w:cs="Yu Gothic" w:hint="eastAsia"/>
-          <w:color w:val="1A1C1E"/>
-          <w:shd w:val="clear" w:color="auto" w:fill="FFFFFF"/>
-        </w:rPr>
-        <w:t>先在這裡暫停，明天早上再繼續，是個很好的主意。我也需要點時間沉澱一下，或許您也需要休息。畢竟，這些故事，並不是那麼容易聆聽和消化的。</w:t>
-      </w:r>
-    </w:p>
-    <w:p>
-      <w:pPr>
-        <w:pStyle w:val="NormalWeb"/>
-        <w:shd w:val="clear" w:color="auto" w:fill="FFFFFF"/>
-        <w:spacing w:beforeAutospacing="1" w:after="216" w:line="240" w:lineRule="atLeast"/>
-        <w:jc w:val="both"/>
-        <w:rPr>
-          <w:rFonts w:ascii="Yu Gothic" w:eastAsia="Yu Gothic" w:hAnsi="Yu Gothic" w:cs="Yu Gothic"/>
-          <w:color w:val="1A1C1E"/>
-        </w:rPr>
-      </w:pPr>
-      <w:r>
-        <w:rPr>
-          <w:rFonts w:ascii="Yu Gothic" w:eastAsia="Yu Gothic" w:hAnsi="Yu Gothic" w:cs="Yu Gothic" w:hint="eastAsia"/>
-          <w:color w:val="1A1C1E"/>
-          <w:shd w:val="clear" w:color="auto" w:fill="FFFFFF"/>
-        </w:rPr>
-        <w:t>(他從容地站起身。)</w:t>
-      </w:r>
-    </w:p>
-    <w:p>
-      <w:pPr>
-        <w:pStyle w:val="NormalWeb"/>
-        <w:shd w:val="clear" w:color="auto" w:fill="FFFFFF"/>
-        <w:spacing w:beforeAutospacing="1" w:after="216" w:line="240" w:lineRule="atLeast"/>
-        <w:jc w:val="both"/>
-        <w:rPr>
-          <w:rFonts w:ascii="Yu Gothic" w:eastAsia="Yu Gothic" w:hAnsi="Yu Gothic" w:cs="Yu Gothic"/>
-          <w:color w:val="1A1C1E"/>
+        <w:t>這確實是我傾注了畢生心血去思索的課題，從年輕的研究員時代，到踏入政壇，乃至今日，當我從法理中有所領悟後，我的視角已有了過去絕不可能有的改變與啟迪。</w:t>
+      </w:r>
+    </w:p>
+    <w:p>
+      <w:pPr>
+        <w:pStyle w:val="NormalWeb"/>
+        <w:shd w:val="clear" w:color="auto" w:fill="FFFFFF"/>
+        <w:spacing w:beforeAutospacing="1" w:after="216" w:line="240" w:lineRule="atLeast"/>
+        <w:jc w:val="both"/>
+        <w:rPr>
+          <w:rFonts w:ascii="Yu Gothic" w:eastAsia="Yu Gothic" w:hAnsi="Yu Gothic" w:cs="Yu Gothic"/>
+          <w:color w:val="1A1C1E"/>
+        </w:rPr>
+      </w:pPr>
+      <w:r>
+        <w:rPr>
+          <w:rFonts w:ascii="Yu Gothic" w:eastAsia="Yu Gothic" w:hAnsi="Yu Gothic" w:cs="Yu Gothic" w:hint="eastAsia"/>
+          <w:color w:val="1A1C1E"/>
+          <w:shd w:val="clear" w:color="auto" w:fill="FFFFFF"/>
+        </w:rPr>
+        <w:t>如果這位朱利安‧李先生，真是一位懷有同樣憂思、同樣渴望為未來尋找出路的人，並且能與我在更深的層次上探討這些問題——不僅是單純的政治、經濟分析，更能觸及道德、心靈層面，以及傳統價值的復興——那麼我認為，他的出席或許能帶來一定的價值。</w:t>
+      </w:r>
+    </w:p>
+    <w:p>
+      <w:pPr>
+        <w:pStyle w:val="NormalWeb"/>
+        <w:shd w:val="clear" w:color="auto" w:fill="FFFFFF"/>
+        <w:spacing w:beforeAutospacing="1" w:after="216" w:line="240" w:lineRule="atLeast"/>
+        <w:jc w:val="both"/>
+        <w:rPr>
+          <w:rFonts w:ascii="Yu Gothic" w:eastAsia="Yu Gothic" w:hAnsi="Yu Gothic" w:cs="Yu Gothic"/>
+          <w:color w:val="1A1C1E"/>
+        </w:rPr>
+      </w:pPr>
+      <w:r>
+        <w:rPr>
+          <w:rFonts w:ascii="Yu Gothic" w:eastAsia="Yu Gothic" w:hAnsi="Yu Gothic" w:cs="Yu Gothic" w:hint="eastAsia"/>
+          <w:color w:val="1A1C1E"/>
+          <w:shd w:val="clear" w:color="auto" w:fill="FFFFFF"/>
+        </w:rPr>
+        <w:t>您說您看到了「同頻」，並想為「同心」、真正意義上的「同志」牽線搭橋……(提到「同志」這個在家鄉已被過度染色的詞時，一絲苦笑掠過他的臉龐)。我明白您的意思。在一個充斥着虛偽與私利的世界裡，能找到真正志同道合、懷着一顆向善之心、為人類福祉而期盼的人，是極其珍貴的。</w:t>
+      </w:r>
+    </w:p>
+    <w:p>
+      <w:pPr>
+        <w:pStyle w:val="NormalWeb"/>
+        <w:shd w:val="clear" w:color="auto" w:fill="FFFFFF"/>
+        <w:spacing w:beforeAutospacing="1" w:after="216" w:line="240" w:lineRule="atLeast"/>
+        <w:jc w:val="both"/>
+        <w:rPr>
+          <w:rFonts w:ascii="Yu Gothic" w:eastAsia="Yu Gothic" w:hAnsi="Yu Gothic" w:cs="Yu Gothic"/>
+          <w:color w:val="1A1C1E"/>
+        </w:rPr>
+      </w:pPr>
+      <w:r>
+        <w:rPr>
+          <w:rFonts w:ascii="Yu Gothic" w:eastAsia="Yu Gothic" w:hAnsi="Yu Gothic" w:cs="Yu Gothic" w:hint="eastAsia"/>
+          <w:color w:val="1A1C1E"/>
+          <w:shd w:val="clear" w:color="auto" w:fill="FFFFFF"/>
+        </w:rPr>
+        <w:t>那麼，蘇菲亞小姐，我同意您的提議。我們明天上午的前半段，先繼續釐清今天未完的部分。之後，如果您覺得合適，我願意與朱利安‧李先生見面，就我們共同關心的問題進行交流。或許，在您的引導下，與一位像朱利安‧李先生這樣「同頻」的人對話，能為我們彼此，也為讀者，帶來一些有趣而深刻的見解。</w:t>
+      </w:r>
+    </w:p>
+    <w:p>
+      <w:pPr>
+        <w:pStyle w:val="NormalWeb"/>
+        <w:shd w:val="clear" w:color="auto" w:fill="FFFFFF"/>
+        <w:spacing w:beforeAutospacing="1" w:after="216" w:line="240" w:lineRule="atLeast"/>
+        <w:jc w:val="both"/>
+        <w:rPr>
+          <w:rFonts w:ascii="Yu Gothic" w:eastAsia="Yu Gothic" w:hAnsi="Yu Gothic" w:cs="Yu Gothic"/>
+          <w:color w:val="1A1C1E"/>
+          <w:shd w:val="clear" w:color="auto" w:fill="FFFFFF"/>
         </w:rPr>
       </w:pPr>
       <w:r>
@@ -11715,335 +11802,6 @@
           <w:shd w:val="clear" w:color="auto" w:fill="FFFFFF"/>
         </w:rPr>
         <w:lastRenderedPageBreak/>
-        <w:t>那麼，我們明天早上八點，還是在這裡見，好嗎？我會準備一壺新茶的。希望明天，我們也能有像今天這樣有效率的分享。</w:t>
-      </w:r>
-    </w:p>
-    <w:p>
-      <w:pPr>
-        <w:pStyle w:val="NormalWeb"/>
-        <w:shd w:val="clear" w:color="auto" w:fill="FFFFFF"/>
-        <w:spacing w:beforeAutospacing="1" w:after="216" w:line="240" w:lineRule="atLeast"/>
-        <w:jc w:val="both"/>
-        <w:rPr>
-          <w:rFonts w:ascii="Yu Gothic" w:eastAsia="Yu Gothic" w:hAnsi="Yu Gothic" w:cs="Yu Gothic"/>
-          <w:color w:val="1A1C1E"/>
-          <w:shd w:val="clear" w:color="auto" w:fill="FFFFFF"/>
-        </w:rPr>
-      </w:pPr>
-      <w:r>
-        <w:rPr>
-          <w:rFonts w:ascii="Yu Gothic" w:eastAsia="Yu Gothic" w:hAnsi="Yu Gothic" w:cs="Yu Gothic" w:hint="eastAsia"/>
-          <w:color w:val="1A1C1E"/>
-          <w:shd w:val="clear" w:color="auto" w:fill="FFFFFF"/>
-        </w:rPr>
-        <w:t>再次感謝您，蘇菲亞。感謝您的到來，而更重要的，是感謝您用心傾聽。</w:t>
-      </w:r>
-    </w:p>
-    <w:p>
-      <w:pPr>
-        <w:pStyle w:val="NormalWeb"/>
-        <w:shd w:val="clear" w:color="auto" w:fill="FFFFFF"/>
-        <w:spacing w:beforeAutospacing="1" w:after="216" w:line="240" w:lineRule="atLeast"/>
-        <w:jc w:val="both"/>
-        <w:rPr>
-          <w:rFonts w:ascii="Yu Gothic" w:eastAsia="Yu Gothic" w:hAnsi="Yu Gothic" w:cs="Yu Gothic"/>
-          <w:color w:val="1A1C1E"/>
-          <w:shd w:val="clear" w:color="auto" w:fill="FFFFFF"/>
-        </w:rPr>
-      </w:pPr>
-    </w:p>
-    <w:p>
-      <w:pPr>
-        <w:pStyle w:val="NormalWeb"/>
-        <w:shd w:val="clear" w:color="auto" w:fill="FFFFFF"/>
-        <w:spacing w:beforeAutospacing="1" w:after="216" w:line="240" w:lineRule="atLeast"/>
-        <w:jc w:val="both"/>
-        <w:rPr>
-          <w:rFonts w:ascii="Yu Gothic" w:eastAsia="Yu Gothic" w:hAnsi="Yu Gothic" w:cs="Yu Gothic"/>
-          <w:b/>
-          <w:bCs/>
-          <w:color w:val="1A1C1E"/>
-        </w:rPr>
-      </w:pPr>
-      <w:r>
-        <w:rPr>
-          <w:rFonts w:ascii="Yu Gothic" w:eastAsia="Yu Gothic" w:hAnsi="Yu Gothic" w:cs="Yu Gothic" w:hint="eastAsia"/>
-          <w:b/>
-          <w:bCs/>
-          <w:color w:val="1A1C1E"/>
-          <w:shd w:val="clear" w:color="auto" w:fill="FFFFFF"/>
-        </w:rPr>
-        <w:t>蘇菲亞‧貝爾：</w:t>
-      </w:r>
-    </w:p>
-    <w:p>
-      <w:pPr>
-        <w:pStyle w:val="NormalWeb"/>
-        <w:shd w:val="clear" w:color="auto" w:fill="FFFFFF"/>
-        <w:spacing w:beforeAutospacing="1" w:after="216" w:line="240" w:lineRule="atLeast"/>
-        <w:jc w:val="both"/>
-        <w:rPr>
-          <w:rFonts w:ascii="Yu Gothic" w:eastAsia="Yu Gothic" w:hAnsi="Yu Gothic" w:cs="Yu Gothic"/>
-          <w:color w:val="1A1C1E"/>
-        </w:rPr>
-      </w:pPr>
-      <w:r>
-        <w:rPr>
-          <w:rFonts w:ascii="Yu Gothic" w:eastAsia="Yu Gothic" w:hAnsi="Yu Gothic" w:cs="Yu Gothic" w:hint="eastAsia"/>
-          <w:color w:val="1A1C1E"/>
-          <w:shd w:val="clear" w:color="auto" w:fill="FFFFFF"/>
-        </w:rPr>
-        <w:t xml:space="preserve">是的，我明白，劉先生……您透過我這座小橋，與 THE </w:t>
-      </w:r>
-      <w:r>
-        <w:rPr>
-          <w:rFonts w:ascii="Yu Gothic" w:eastAsia="Yu Gothic" w:hAnsi="Yu Gothic" w:cs="Yu Gothic"/>
-          <w:color w:val="1A1C1E"/>
-          <w:shd w:val="clear" w:color="auto" w:fill="FFFFFF"/>
-        </w:rPr>
-        <w:t>LIVES</w:t>
-      </w:r>
-      <w:r>
-        <w:rPr>
-          <w:rFonts w:ascii="Yu Gothic" w:eastAsia="Yu Gothic" w:hAnsi="Yu Gothic" w:cs="Yu Gothic" w:hint="eastAsia"/>
-          <w:color w:val="1A1C1E"/>
-          <w:shd w:val="clear" w:color="auto" w:fill="FFFFFF"/>
-        </w:rPr>
-        <w:t xml:space="preserve"> MEDIA 讀者所做的分享，本質上是個人的，是關於那些已發生的痛心之事、關於中共的邪惡，以及關於法輪功之美好的肺腑之言……</w:t>
-      </w:r>
-    </w:p>
-    <w:p>
-      <w:pPr>
-        <w:pStyle w:val="NormalWeb"/>
-        <w:shd w:val="clear" w:color="auto" w:fill="FFFFFF"/>
-        <w:spacing w:beforeAutospacing="1" w:after="216" w:line="240" w:lineRule="atLeast"/>
-        <w:jc w:val="both"/>
-        <w:rPr>
-          <w:rFonts w:ascii="Yu Gothic" w:eastAsia="Yu Gothic" w:hAnsi="Yu Gothic" w:cs="Yu Gothic"/>
-          <w:color w:val="1A1C1E"/>
-        </w:rPr>
-      </w:pPr>
-      <w:r>
-        <w:rPr>
-          <w:rFonts w:ascii="Yu Gothic" w:eastAsia="Yu Gothic" w:hAnsi="Yu Gothic" w:cs="Yu Gothic" w:hint="eastAsia"/>
-          <w:color w:val="1A1C1E"/>
-          <w:shd w:val="clear" w:color="auto" w:fill="FFFFFF"/>
-        </w:rPr>
-        <w:t>我想，明天上午我們可以再花點時間，將上述內容的某些層面闡述得更清晰、更生動些……之後，我的想法是，希望您能進一步分享關於中華未來之路的看法，這是您窮盡畢生心血研究的課題，而如今，在您走入修煉、得到法理之光的照耀後，我相信您的世界觀已有了更廣闊的啟迪……這也正是我聯想到朱利安‧李的原因，因為我看到了你們兩位在為人、思想以及所關心的領域上，有著一種</w:t>
-      </w:r>
-      <w:r>
-        <w:rPr>
-          <w:rFonts w:ascii="Yu Gothic" w:eastAsia="Yu Gothic" w:hAnsi="Yu Gothic" w:cs="Yu Gothic" w:hint="eastAsia"/>
-          <w:color w:val="1A1C1E"/>
-          <w:shd w:val="clear" w:color="auto" w:fill="FFFFFF"/>
-        </w:rPr>
-        <w:lastRenderedPageBreak/>
-        <w:t>同頻。我的想法很單純，只是想作為一座小橋，為兩位同心、且是真正意義上的「同志」之人牽線搭橋……</w:t>
-      </w:r>
-    </w:p>
-    <w:p>
-      <w:pPr>
-        <w:pStyle w:val="NormalWeb"/>
-        <w:shd w:val="clear" w:color="auto" w:fill="FFFFFF"/>
-        <w:spacing w:beforeAutospacing="1" w:after="216" w:line="240" w:lineRule="atLeast"/>
-        <w:jc w:val="both"/>
-        <w:rPr>
-          <w:rFonts w:ascii="Yu Gothic" w:eastAsia="Yu Gothic" w:hAnsi="Yu Gothic" w:cs="Yu Gothic"/>
-          <w:b/>
-          <w:bCs/>
-          <w:color w:val="1A1C1E"/>
-        </w:rPr>
-      </w:pPr>
-      <w:r>
-        <w:rPr>
-          <w:rFonts w:ascii="Yu Gothic" w:eastAsia="Yu Gothic" w:hAnsi="Yu Gothic" w:cs="Yu Gothic" w:hint="eastAsia"/>
-          <w:b/>
-          <w:bCs/>
-          <w:color w:val="1A1C1E"/>
-          <w:shd w:val="clear" w:color="auto" w:fill="FFFFFF"/>
-        </w:rPr>
-        <w:t>劉思遠先生：</w:t>
-      </w:r>
-    </w:p>
-    <w:p>
-      <w:pPr>
-        <w:pStyle w:val="NormalWeb"/>
-        <w:shd w:val="clear" w:color="auto" w:fill="FFFFFF"/>
-        <w:spacing w:beforeAutospacing="1" w:after="216" w:line="240" w:lineRule="atLeast"/>
-        <w:jc w:val="both"/>
-        <w:rPr>
-          <w:rFonts w:ascii="Yu Gothic" w:eastAsia="Yu Gothic" w:hAnsi="Yu Gothic" w:cs="Yu Gothic"/>
-          <w:color w:val="1A1C1E"/>
-        </w:rPr>
-      </w:pPr>
-      <w:r>
-        <w:rPr>
-          <w:rFonts w:ascii="Yu Gothic" w:eastAsia="Yu Gothic" w:hAnsi="Yu Gothic" w:cs="Yu Gothic" w:hint="eastAsia"/>
-          <w:color w:val="1A1C1E"/>
-          <w:shd w:val="clear" w:color="auto" w:fill="FFFFFF"/>
-        </w:rPr>
-        <w:t>(聽著蘇菲亞的解釋與想法，他的神情逐漸舒展開來，一抹帶着理解與珍視的淺笑浮現。他輕輕點頭。)</w:t>
-      </w:r>
-    </w:p>
-    <w:p>
-      <w:pPr>
-        <w:pStyle w:val="NormalWeb"/>
-        <w:shd w:val="clear" w:color="auto" w:fill="FFFFFF"/>
-        <w:spacing w:beforeAutospacing="1" w:after="216" w:line="240" w:lineRule="atLeast"/>
-        <w:jc w:val="both"/>
-        <w:rPr>
-          <w:rFonts w:ascii="Yu Gothic" w:eastAsia="Yu Gothic" w:hAnsi="Yu Gothic" w:cs="Yu Gothic"/>
-          <w:color w:val="1A1C1E"/>
-        </w:rPr>
-      </w:pPr>
-      <w:r>
-        <w:rPr>
-          <w:rFonts w:ascii="Yu Gothic" w:eastAsia="Yu Gothic" w:hAnsi="Yu Gothic" w:cs="Yu Gothic" w:hint="eastAsia"/>
-          <w:color w:val="1A1C1E"/>
-          <w:shd w:val="clear" w:color="auto" w:fill="FFFFFF"/>
-        </w:rPr>
-        <w:t>是的，蘇菲亞小姐，您非常準確地掌握了我希望能分享的精神。我今天坐在這裡的目的，的確是為了說出我們所經歷的苦難真相，說出中共邪惡的本質，同時，也為了讓世界能更了解法輪功的美好與純正——那也是我的女兒和千千萬萬人所堅定守護的。</w:t>
-      </w:r>
-    </w:p>
-    <w:p>
-      <w:pPr>
-        <w:pStyle w:val="NormalWeb"/>
-        <w:shd w:val="clear" w:color="auto" w:fill="FFFFFF"/>
-        <w:spacing w:beforeAutospacing="1" w:after="216" w:line="240" w:lineRule="atLeast"/>
-        <w:jc w:val="both"/>
-        <w:rPr>
-          <w:rFonts w:ascii="Yu Gothic" w:eastAsia="Yu Gothic" w:hAnsi="Yu Gothic" w:cs="Yu Gothic"/>
-          <w:color w:val="1A1C1E"/>
-        </w:rPr>
-      </w:pPr>
-      <w:r>
-        <w:rPr>
-          <w:rFonts w:ascii="Yu Gothic" w:eastAsia="Yu Gothic" w:hAnsi="Yu Gothic" w:cs="Yu Gothic" w:hint="eastAsia"/>
-          <w:color w:val="1A1C1E"/>
-          <w:shd w:val="clear" w:color="auto" w:fill="FFFFFF"/>
-        </w:rPr>
-        <w:t>我們明天上午再花些時間，把已分享的內容闡述得更清晰，這是非常有必要的。我希望能確保那些最重要的訊息，能盡可能清晰、生動地傳達出去。</w:t>
-      </w:r>
-    </w:p>
-    <w:p>
-      <w:pPr>
-        <w:pStyle w:val="NormalWeb"/>
-        <w:shd w:val="clear" w:color="auto" w:fill="FFFFFF"/>
-        <w:spacing w:beforeAutospacing="1" w:after="216" w:line="240" w:lineRule="atLeast"/>
-        <w:jc w:val="both"/>
-        <w:rPr>
-          <w:rFonts w:ascii="Yu Gothic" w:eastAsia="Yu Gothic" w:hAnsi="Yu Gothic" w:cs="Yu Gothic"/>
-          <w:color w:val="1A1C1E"/>
-        </w:rPr>
-      </w:pPr>
-      <w:r>
-        <w:rPr>
-          <w:rFonts w:ascii="Yu Gothic" w:eastAsia="Yu Gothic" w:hAnsi="Yu Gothic" w:cs="Yu Gothic" w:hint="eastAsia"/>
-          <w:color w:val="1A1C1E"/>
-          <w:shd w:val="clear" w:color="auto" w:fill="FFFFFF"/>
-        </w:rPr>
-        <w:t>(他稍作停頓，帶著思量的目光看著蘇菲亞。)</w:t>
-      </w:r>
-    </w:p>
-    <w:p>
-      <w:pPr>
-        <w:pStyle w:val="NormalWeb"/>
-        <w:shd w:val="clear" w:color="auto" w:fill="FFFFFF"/>
-        <w:spacing w:beforeAutospacing="1" w:after="216" w:line="240" w:lineRule="atLeast"/>
-        <w:jc w:val="both"/>
-        <w:rPr>
-          <w:rFonts w:ascii="Yu Gothic" w:eastAsia="Yu Gothic" w:hAnsi="Yu Gothic" w:cs="Yu Gothic"/>
-          <w:color w:val="1A1C1E"/>
-        </w:rPr>
-      </w:pPr>
-      <w:r>
-        <w:rPr>
-          <w:rFonts w:ascii="Yu Gothic" w:eastAsia="Yu Gothic" w:hAnsi="Yu Gothic" w:cs="Yu Gothic" w:hint="eastAsia"/>
-          <w:color w:val="1A1C1E"/>
-          <w:shd w:val="clear" w:color="auto" w:fill="FFFFFF"/>
-        </w:rPr>
-        <w:t>至於您提議邀請朱利安‧李先生在後續部分，也就是當我們探討中華未來之路時加入……(他重複道，語氣沉吟)。這確實是我傾注了畢生心血去思索的課題，從年輕的研究員時代，到踏入政壇，乃至今日，當我從法理中有所領悟後，我的視角已有了過去絕不可能有的改變與啟迪。</w:t>
-      </w:r>
-    </w:p>
-    <w:p>
-      <w:pPr>
-        <w:pStyle w:val="NormalWeb"/>
-        <w:shd w:val="clear" w:color="auto" w:fill="FFFFFF"/>
-        <w:spacing w:beforeAutospacing="1" w:after="216" w:line="240" w:lineRule="atLeast"/>
-        <w:jc w:val="both"/>
-        <w:rPr>
-          <w:rFonts w:ascii="Yu Gothic" w:eastAsia="Yu Gothic" w:hAnsi="Yu Gothic" w:cs="Yu Gothic"/>
-          <w:color w:val="1A1C1E"/>
-        </w:rPr>
-      </w:pPr>
-      <w:r>
-        <w:rPr>
-          <w:rFonts w:ascii="Yu Gothic" w:eastAsia="Yu Gothic" w:hAnsi="Yu Gothic" w:cs="Yu Gothic" w:hint="eastAsia"/>
-          <w:color w:val="1A1C1E"/>
-          <w:shd w:val="clear" w:color="auto" w:fill="FFFFFF"/>
-        </w:rPr>
-        <w:lastRenderedPageBreak/>
-        <w:t>如果這位朱利安‧李先生，真是一位懷有同樣憂思、同樣渴望為未來尋找出路的人，並且能與我在更深的層次上探討這些問題——不僅是單純的政治、經濟分析，更能觸及道德、心靈層面，以及傳統價值的復興——那麼我認為，他的出席或許能帶來一定的價值。</w:t>
-      </w:r>
-    </w:p>
-    <w:p>
-      <w:pPr>
-        <w:pStyle w:val="NormalWeb"/>
-        <w:shd w:val="clear" w:color="auto" w:fill="FFFFFF"/>
-        <w:spacing w:beforeAutospacing="1" w:after="216" w:line="240" w:lineRule="atLeast"/>
-        <w:jc w:val="both"/>
-        <w:rPr>
-          <w:rFonts w:ascii="Yu Gothic" w:eastAsia="Yu Gothic" w:hAnsi="Yu Gothic" w:cs="Yu Gothic"/>
-          <w:color w:val="1A1C1E"/>
-        </w:rPr>
-      </w:pPr>
-      <w:r>
-        <w:rPr>
-          <w:rFonts w:ascii="Yu Gothic" w:eastAsia="Yu Gothic" w:hAnsi="Yu Gothic" w:cs="Yu Gothic" w:hint="eastAsia"/>
-          <w:color w:val="1A1C1E"/>
-          <w:shd w:val="clear" w:color="auto" w:fill="FFFFFF"/>
-        </w:rPr>
-        <w:t>您說您看到了「同頻」，並想為「同心」、真正意義上的「同志」牽線搭橋……(提到「同志」這個在家鄉已被過度染色的詞時，一絲苦笑掠過他的臉龐)。我明白您的意思。在一個充斥着虛偽與私利的世界裡，能找到真正志同道合、懷着一顆向善之心、為人類福祉而期盼的人，是極其珍貴的。</w:t>
-      </w:r>
-    </w:p>
-    <w:p>
-      <w:pPr>
-        <w:pStyle w:val="NormalWeb"/>
-        <w:shd w:val="clear" w:color="auto" w:fill="FFFFFF"/>
-        <w:spacing w:beforeAutospacing="1" w:after="216" w:line="240" w:lineRule="atLeast"/>
-        <w:jc w:val="both"/>
-        <w:rPr>
-          <w:rFonts w:ascii="Yu Gothic" w:eastAsia="Yu Gothic" w:hAnsi="Yu Gothic" w:cs="Yu Gothic"/>
-          <w:color w:val="1A1C1E"/>
-        </w:rPr>
-      </w:pPr>
-      <w:r>
-        <w:rPr>
-          <w:rFonts w:ascii="Yu Gothic" w:eastAsia="Yu Gothic" w:hAnsi="Yu Gothic" w:cs="Yu Gothic" w:hint="eastAsia"/>
-          <w:color w:val="1A1C1E"/>
-          <w:shd w:val="clear" w:color="auto" w:fill="FFFFFF"/>
-        </w:rPr>
-        <w:t>那麼，蘇菲亞小姐，我同意您的提議。我們明天上午的前半段，先繼續釐清今天未完的部分。之後，如果您覺得合適，我願意與朱利安‧李先生見面，就我們共同關心的問題進行交流。或許，在您的引導下，與一位像朱利安‧李先生這樣「同頻」的人對話，能為我們彼此，也為讀者，帶來一些有趣而深刻的見解。</w:t>
-      </w:r>
-    </w:p>
-    <w:p>
-      <w:pPr>
-        <w:pStyle w:val="NormalWeb"/>
-        <w:shd w:val="clear" w:color="auto" w:fill="FFFFFF"/>
-        <w:spacing w:beforeAutospacing="1" w:after="216" w:line="240" w:lineRule="atLeast"/>
-        <w:jc w:val="both"/>
-        <w:rPr>
-          <w:rFonts w:ascii="Yu Gothic" w:eastAsia="Yu Gothic" w:hAnsi="Yu Gothic" w:cs="Yu Gothic"/>
-          <w:color w:val="1A1C1E"/>
-          <w:shd w:val="clear" w:color="auto" w:fill="FFFFFF"/>
-        </w:rPr>
-      </w:pPr>
-      <w:r>
-        <w:rPr>
-          <w:rFonts w:ascii="Yu Gothic" w:eastAsia="Yu Gothic" w:hAnsi="Yu Gothic" w:cs="Yu Gothic" w:hint="eastAsia"/>
-          <w:color w:val="1A1C1E"/>
-          <w:shd w:val="clear" w:color="auto" w:fill="FFFFFF"/>
-        </w:rPr>
         <w:t>我相信您的安排與善意。</w:t>
       </w:r>
     </w:p>
@@ -12081,7 +11839,6 @@
           <w:color w:val="1A1C1E"/>
           <w:shd w:val="clear" w:color="auto" w:fill="FFFFFF"/>
         </w:rPr>
-        <w:lastRenderedPageBreak/>
         <w:t>蘇菲亞‧貝爾：</w:t>
       </w:r>
     </w:p>
@@ -12535,26 +12292,6 @@
         <w:rPr>
           <w:rFonts w:ascii="Yu Gothic" w:eastAsia="Yu Gothic" w:hAnsi="Yu Gothic" w:cs="Yu Gothic"/>
           <w:color w:val="1A1C1E"/>
-        </w:rPr>
-      </w:pPr>
-      <w:r>
-        <w:rPr>
-          <w:rFonts w:ascii="Yu Gothic" w:eastAsia="Yu Gothic" w:hAnsi="Yu Gothic" w:cs="Yu Gothic" w:hint="eastAsia"/>
-          <w:color w:val="1A1C1E"/>
-          <w:shd w:val="clear" w:color="auto" w:fill="FFFFFF"/>
-        </w:rPr>
-        <w:t>(我，以朱利安的口吻，禮貌而專業地)</w:t>
-      </w:r>
-    </w:p>
-    <w:p>
-      <w:pPr>
-        <w:pStyle w:val="NormalWeb"/>
-        <w:shd w:val="clear" w:color="auto" w:fill="FFFFFF"/>
-        <w:spacing w:beforeAutospacing="1" w:after="216" w:line="240" w:lineRule="atLeast"/>
-        <w:jc w:val="both"/>
-        <w:rPr>
-          <w:rFonts w:ascii="Yu Gothic" w:eastAsia="Yu Gothic" w:hAnsi="Yu Gothic" w:cs="Yu Gothic"/>
-          <w:color w:val="1A1C1E"/>
           <w:shd w:val="clear" w:color="auto" w:fill="FFFFFF"/>
         </w:rPr>
       </w:pPr>
@@ -14251,7 +13988,22 @@
           <w:shd w:val="clear" w:color="auto" w:fill="FFFFFF"/>
         </w:rPr>
         <w:lastRenderedPageBreak/>
-        <w:t>第四，反人類罪：關於酷刑、非法監禁，特別是我們已提及並將深入討論的、從活著的法輪功學員身上摘取器官的罪行，相關證據已超越了所有罪惡的底線。這已不再是中國的內政問題，而是反人類罪，需要國際社會的譴責與干預。</w:t>
+        <w:t>第四，反人類罪：關於酷刑、非法監禁，特別是我們已提及並將深入討論的、從活著的法輪功學員身上摘取器官的罪行，相關證據已超越了所有罪惡的底線。這已不再是中國的內政問題，而是</w:t>
+      </w:r>
+      <w:r>
+        <w:rPr>
+          <w:rFonts w:ascii="Yu Gothic" w:eastAsia="Yu Gothic" w:hAnsi="Yu Gothic" w:cs="Yu Gothic"/>
+          <w:color w:val="1A1C1E"/>
+        </w:rPr>
+        <w:t>一場</w:t>
+      </w:r>
+      <w:r>
+        <w:rPr>
+          <w:rFonts w:ascii="Yu Gothic" w:eastAsia="Yu Gothic" w:hAnsi="Yu Gothic" w:cs="Yu Gothic" w:hint="eastAsia"/>
+          <w:color w:val="1A1C1E"/>
+          <w:shd w:val="clear" w:color="auto" w:fill="FFFFFF"/>
+        </w:rPr>
+        <w:t>反人類罪，需要國際社會的譴責與干預。</w:t>
       </w:r>
     </w:p>
     <w:p>
@@ -18083,7 +17835,7 @@
           <w:color w:val="1A1C1E"/>
           <w:shd w:val="clear" w:color="auto" w:fill="FFFFFF"/>
         </w:rPr>
-        <w:t>我也和您一樣感到失望，蘇-菲亞小姐。我們曾期盼世界領先的民主國家能有更強硬、更果斷的行動。但現實表明，</w:t>
+        <w:t>我也和您一樣感到失望，蘇菲亞小姐。我們曾期盼世界領先的民主國家能有更強硬、更果斷的行動。但現實表明，</w:t>
       </w:r>
       <w:r>
         <w:rPr>
@@ -18237,7 +17989,7 @@
           <w:shd w:val="clear" w:color="auto" w:fill="FFFFFF"/>
         </w:rPr>
         <w:lastRenderedPageBreak/>
-        <w:t>儘管如此，我依然相信，只要我們不放棄，只要真相繼續傳播，終有一天，正義會得到伸張。像蘇菲-亞小姐、朱利安先生，以及世界上許許多多其他人的努力，正是像我這樣的人巨大的鼓勵與希望。</w:t>
+        <w:t>儘管如此，我依然相信，只要我們不放棄，只要真相繼續傳播，終有一天，正義會得到伸張。像蘇菲亞小姐、朱利安先生，以及世界上許許多多其他人的努力，正是像我這樣的人巨大的鼓勵與希望。</w:t>
       </w:r>
     </w:p>
     <w:p>
@@ -18636,7 +18388,7 @@
           <w:shd w:val="clear" w:color="auto" w:fill="FFFFFF"/>
         </w:rPr>
         <w:lastRenderedPageBreak/>
-        <w:t>然而，歷史已表明，迴避面對真相，試圖維持一個基於不公與罪惡的現狀，絕非長久之計。那頭「猛-虎」，若不能以智慧和勇氣將其「馴服」或「擊敗」，遲早會反噬其主。</w:t>
+        <w:t>然而，歷史已表明，迴避面對真相，試圖維持一個基於不公與罪惡的現狀，絕非長久之計。那頭「猛虎」，若不能以智慧和勇氣將其「馴服」或「擊敗」，遲早會反噬其主。</w:t>
       </w:r>
     </w:p>
     <w:p>
@@ -18760,7 +18512,7 @@
           <w:color w:val="1A1C1E"/>
           <w:shd w:val="clear" w:color="auto" w:fill="FFFFFF"/>
         </w:rPr>
-        <w:t>第二，「遺產陷阱」（Legacy Trap）：習近平從江澤民那裡繼承了迫害法輪功這份「遺產」。這份「遺產」已創</w:t>
+        <w:t>第二，「遺產陷阱」（Legacy Trap）：習近平從江澤民那裡繼承了迫害法輪功這份「遺產」。這份「遺產」已創造出一個龐大的機器（610辦公室、勞教所系統、參與活</w:t>
       </w:r>
       <w:r>
         <w:rPr>
@@ -18769,7 +18521,7 @@
           <w:shd w:val="clear" w:color="auto" w:fill="FFFFFF"/>
         </w:rPr>
         <w:lastRenderedPageBreak/>
-        <w:t>造出一個龐大的機器（610辦公室、勞教所系統、參與活摘器官的監獄和醫院……）、一個與迫害相關的利益集團網絡，以及一大批已「手上沾血」的官員。處理這份「遺產」絕非易事。如果習近平強力平反，他可能會激起那些與迫害利益攸關者，或害怕被追責者的強烈反抗。</w:t>
+        <w:t>摘器官的監獄和醫院……）、一個與迫害相關的利益集團網絡，以及一大批已「手上沾血」的官員。處理這份「遺產」絕非易事。如果習近平強力平反，他可能會激起那些與迫害利益攸關者，或害怕被追責者的強烈反抗。</w:t>
       </w:r>
     </w:p>
     <w:p>
@@ -19174,7 +18926,7 @@
           <w:color w:val="1A1C1E"/>
           <w:shd w:val="clear" w:color="auto" w:fill="FFFFFF"/>
         </w:rPr>
-        <w:t>第一，關於「打虎拍蠅」運動：在清除政治對手的過程中，特別是那些江派的高官（如周永康、薄熙來、徐才厚、郭伯雄……），這些人都與迫-害法輪功及活摘器官的罪行有深度關聯。很難相信在調查過程中，關於這些罪行的資訊竟絲毫未能傳到習的耳中，即便它沒有被公開。</w:t>
+        <w:t>第一，關於「打虎拍蠅」運動：在清除政治對手的過程中，特別是那些江派的高官（如周永康、薄熙來、徐才厚、郭伯雄……），這些人都與迫害法輪功及活摘器官的罪行有深度關聯。很難相信在調查過程中，關於這些罪行的資訊竟絲毫未能傳到習的耳中，即便它沒有被公開。</w:t>
       </w:r>
     </w:p>
     <w:p>
@@ -19215,7 +18967,23 @@
           <w:shd w:val="clear" w:color="auto" w:fill="FFFFFF"/>
         </w:rPr>
         <w:lastRenderedPageBreak/>
-        <w:t>第三，問題的長期存在：對法輪功的迫害已持續二十多年，是一個影響中國國際聲譽的重大問題。一位像習近平這樣有遠見且掌握資訊的領導人，很難對一個如此長期且嚴重的問題完全「狀況外」。</w:t>
+        <w:t>第三，問題的長期存在：對法輪功的迫害已持續二十多年，是一個影響中國國際聲譽的重大問題。一位像習近平這樣有遠見且掌握資訊的領導人，很難對一個如此長期且嚴重的問題完全「</w:t>
+      </w:r>
+      <w:r>
+        <w:rPr>
+          <w:rFonts w:ascii="Yu Gothic" w:eastAsia="Yu Gothic" w:hAnsi="Yu Gothic" w:cs="Yu Gothic" w:hint="eastAsia"/>
+          <w:color w:val="1A1C1E"/>
+          <w:shd w:val="clear" w:color="auto" w:fill="FFFFFF"/>
+        </w:rPr>
+        <w:t>全然不知情</w:t>
+      </w:r>
+      <w:r>
+        <w:rPr>
+          <w:rFonts w:ascii="Yu Gothic" w:eastAsia="Yu Gothic" w:hAnsi="Yu Gothic" w:cs="Yu Gothic" w:hint="eastAsia"/>
+          <w:color w:val="1A1C1E"/>
+          <w:shd w:val="clear" w:color="auto" w:fill="FFFFFF"/>
+        </w:rPr>
+        <w:t>」。</w:t>
       </w:r>
     </w:p>
     <w:p>
@@ -19255,7 +19023,7 @@
           <w:color w:val="1A1C1E"/>
           <w:shd w:val="clear" w:color="auto" w:fill="FFFFFF"/>
         </w:rPr>
-        <w:t>就像我的情況一樣，或許必須有某種「衝擊」、某件特別的事件，才可能讓一位身處像他那樣位置的人，真正去面對這全部的恐怖真相。但那樣的「衝-擊」會否到來，以及他是否有勇氣去行動，又是另一個問題了。</w:t>
+        <w:t>就像我的情況一樣，或許必須有某種「衝擊」、某件特別的事件，才可能讓一位身處像他那樣位置的人，真正去面對這全部的恐怖真相。但那樣的「衝擊」會否到來，以及他是否有勇氣去行動，又是另一個問題了。</w:t>
       </w:r>
     </w:p>
     <w:p>
@@ -19448,7 +19216,7 @@
           <w:color w:val="1A1C1E"/>
           <w:shd w:val="clear" w:color="auto" w:fill="FFFFFF"/>
         </w:rPr>
-        <w:t>合理否-認</w:t>
+        <w:t>合理否認</w:t>
       </w:r>
       <w:r>
         <w:rPr>
@@ -20434,7 +20202,7 @@
           <w:shd w:val="clear" w:color="auto" w:fill="FFFFFF"/>
         </w:rPr>
         <w:br/>
-        <w:t>從技術層面來說：以他的職位，如果他想，他當然擁有不受限制的權力，可以訪問世界上任何資訊源。「金-盾」是控制人民的工具，而非限制最高領導人的。</w:t>
+        <w:t>從技術層面來說：以他的職位，如果他想，他當然擁有不受限制的權力，可以訪問世界上任何資訊源。「金盾」是控制人民的工具，而非限制最高領導人的。</w:t>
       </w:r>
       <w:r>
         <w:rPr>
@@ -21713,7 +21481,7 @@
           <w:color w:val="1A1C1E"/>
           <w:shd w:val="clear" w:color="auto" w:fill="FFFFFF"/>
         </w:rPr>
-        <w:t>(他停頓一下，思索著「金-盾」可能造成影響的各種方式。)</w:t>
+        <w:t>(他停頓一下，思索著「金盾」可能造成影響的各種方式。)</w:t>
       </w:r>
     </w:p>
     <w:p>
@@ -22404,7 +22172,7 @@
           <w:color w:val="1A1C1E"/>
           <w:shd w:val="clear" w:color="auto" w:fill="FFFFFF"/>
         </w:rPr>
-        <w:t>對法-輪功的迫害就是一個典型的例子。如果法輪功真如他們所宣傳的那樣是「邪教」，他們又何須禁絕書籍資料，何須封鎖所有客觀報導法輪功的網站？他們又何須害怕學員們的講述、害怕活摘器官罪行的證據？正是因為他們知道，真理不在他們那邊。正是因為他們所做的是邪惡的、是罪惡的，所以他們才必須不惜一切代價去掩蓋它。</w:t>
+        <w:t>對法輪功的迫害就是一個典型的例子。如果法輪功真如他們所宣傳的那樣是「邪教」，他們又何須禁絕書籍資料，何須封鎖所有客觀報導法輪功的網站？他們又何須害怕學員們的講述、害怕活摘器官罪行的證據？正是因為他們知道，真理不在他們那邊。正是因為他們所做的是邪惡的、是罪惡的，所以他們才必須不惜一切代價去掩蓋它。</w:t>
       </w:r>
     </w:p>
     <w:p>
@@ -22590,7 +22358,7 @@
           <w:shd w:val="clear" w:color="auto" w:fill="FFFFFF"/>
         </w:rPr>
         <w:lastRenderedPageBreak/>
-        <w:t>中國的「金盾工程」正是為了掩蓋邪惡而進行資訊控制的極端體現。其目的不僅是阻止人民接觸真相，更是為了維持一個由共產黨撰寫的「官方敘事」，一個粉飾現實、抹黑任何敢於挑戰它的人的敘-事。</w:t>
+        <w:t>中國的「金盾工程」正是為了掩蓋邪惡而進行資訊控制的極端體現。其目的不僅是阻止人民接觸真相，更是為了維持一個由共產黨撰寫的「官方敘事」，一個粉飾現實、抹黑任何敢於挑戰它的人的敘事。</w:t>
       </w:r>
     </w:p>
     <w:p>
@@ -23536,7 +23304,7 @@
           <w:color w:val="1A1C1E"/>
           <w:shd w:val="clear" w:color="auto" w:fill="FFFFFF"/>
         </w:rPr>
-        <w:t>蘇菲-亞‧貝爾：</w:t>
+        <w:t>蘇菲亞‧貝爾：</w:t>
       </w:r>
     </w:p>
     <w:p>
@@ -23801,7 +23569,7 @@
           <w:shd w:val="clear" w:color="auto" w:fill="FFFFFF"/>
         </w:rPr>
         <w:lastRenderedPageBreak/>
-        <w:t>感謝劉先生與朱利安先生非常深刻的概括性分享。劉先生，您能否從您的所見所聞與親身經歷，更具體地分析，在中國，「上」的「不正」具體體現在哪些方面，而它又如何導致了社會的「亂」，特別是在迫害法-輪功的背景下？</w:t>
+        <w:t>感謝劉先生與朱利安先生非常深刻的概括性分享。劉先生，您能否從您的所見所聞與親身經歷，更具體地分析，在中國，「上」的「不正」具體體現在哪些方面，而它又如何導致了社會的「亂」，特別是在迫害法輪功的背景下？</w:t>
       </w:r>
     </w:p>
     <w:p>
@@ -24313,7 +24081,7 @@
           <w:color w:val="1A1C1E"/>
           <w:shd w:val="clear" w:color="auto" w:fill="FFFFFF"/>
         </w:rPr>
-        <w:t>「帝道立-德」則強調，為首者必須以修養自身德行作為根本，用自己的德行來感化、為民眾做表率。當在上位者有德，民眾自會效仿，社會便會安寧，無需嚴刑峻法或繁瑣的條例。</w:t>
+        <w:t>「帝道立德」則強調，為首者必須以修養自身德行作為根本，用自己的德行來感化、為民眾做表率。當在上位者有德，民眾自會效仿，社會便會安寧，無需嚴刑峻法或繁瑣的條例。</w:t>
       </w:r>
     </w:p>
     <w:p>
@@ -25460,7 +25228,7 @@
           <w:color w:val="1A1C1E"/>
           <w:shd w:val="clear" w:color="auto" w:fill="FFFFFF"/>
         </w:rPr>
-        <w:t>這位女學生的故事，讓我對中國社會的複雜性思考了許多。一方面是無法否認的物質成就，但另一方面卻是代價、是思想的強加，以及或許，是缺少了一條溫和的道路，一種儒家曾推崇的「中庸之道」，是嗎，劉先生，朱利-安先生？是否正是「中庸」的缺失，導致了在思維與行動上，無論是政府還是一部分民眾，都出現了那樣的衝突與極端？</w:t>
+        <w:t>這位女學生的故事，讓我對中國社會的複雜性思考了許多。一方面是無法否認的物質成就，但另一方面卻是代價、是思想的強加，以及或許，是缺少了一條溫和的道路，一種儒家曾推崇的「中庸之道」，是嗎，劉先生，朱利安先生？是否正是「中庸」的缺失，導致了在思維與行動上，無論是政府還是一部分民眾，都出現了那樣的衝突與極端？</w:t>
       </w:r>
     </w:p>
     <w:p>
@@ -25626,7 +25394,7 @@
           <w:color w:val="1A1C1E"/>
           <w:shd w:val="clear" w:color="auto" w:fill="FFFFFF"/>
         </w:rPr>
-        <w:t>那種「中庸」的缺失，在他們對待異見者、對待有信仰的人的方式上，表現得淋漓盡致。他們不懂得對話，不懂得尋求和諧，只知道用暴力來鎮壓，就像他們對法-輪-功所做的那樣。他們不接受任何在其控制與意識形態之外事物的存在。正是這種思維與行動上的極端、缺乏「中庸」，為中國社會製造了無數的悲劇與不穩定。</w:t>
+        <w:t>那種「中庸」的缺失，在他們對待異見者、對待有信仰的人的方式上，表現得淋漓盡致。他們不懂得對話，不懂得尋求和諧，只知道用暴力來鎮壓，就像他們對法輪功所做的那樣。他們不接受任何在其控制與意識形態之外事物的存在。正是這種思維與行動上的極端、缺乏「中庸」，為中國社會製造了無數的悲劇與不穩定。</w:t>
       </w:r>
     </w:p>
     <w:p>
@@ -26086,7 +25854,6 @@
           <w:shd w:val="clear" w:color="auto" w:fill="FFFFFF"/>
         </w:rPr>
       </w:pPr>
-      <w:bookmarkStart w:id="0" w:name="_GoBack"/>
     </w:p>
     <w:p>
       <w:pPr>
@@ -27003,7 +26770,7 @@
           <w:color w:val="1A1C1E"/>
           <w:shd w:val="clear" w:color="auto" w:fill="FFFFFF"/>
         </w:rPr>
-        <w:t>劉思-遠先生：</w:t>
+        <w:t>劉思遠先生：</w:t>
       </w:r>
     </w:p>
     <w:p>
@@ -27104,7 +26871,7 @@
           <w:color w:val="1A1C1E"/>
           <w:shd w:val="clear" w:color="auto" w:fill="FFFFFF"/>
         </w:rPr>
-        <w:t>對法-輪功的迫害，正是那「無德」與「無智」的頂點。鎮壓一群遵循「真、善、忍」、為社會帶來美好道德價值的人，不僅是一樁罪行，更是一種自我毀滅其國家道德根基的行為。</w:t>
+        <w:t>對法輪功的迫害，正是那「無德」與「無智」的頂點。鎮壓一群遵循「真、善、忍」、為社會帶來美好道德價值的人，不僅是一樁罪行，更是一種自我毀滅其國家道德根基的行為。</w:t>
       </w:r>
     </w:p>
     <w:p>
@@ -27237,7 +27004,7 @@
           <w:color w:val="1A1C1E"/>
           <w:shd w:val="clear" w:color="auto" w:fill="FFFFFF"/>
         </w:rPr>
-        <w:t>中國共-產-黨或許取得了一些物質成就，或許建立了一套精密的控制機器。但如果其領導者的「德」與其所掌握的權力不相稱，如果他們的「謀」違背了人的利益與尊嚴，那麼遲早，那些成就將變得毫無意義，而那部機器也將在其自身所犯下的罪惡與錯誤的重壓下崩潰。</w:t>
+        <w:t>中國共產黨或許取得了一些物質成就，或許建立了一套精密的控制機器。但如果其領導者的「德」與其所掌握的權力不相稱，如果他們的「謀」違背了人的利益與尊嚴，那麼遲早，那些成就將變得毫無意義，而那部機器也將在其自身所犯下的罪惡與錯誤的重壓下崩潰。</w:t>
       </w:r>
     </w:p>
     <w:p>
@@ -27257,7 +27024,7 @@
           <w:color w:val="1A1C1E"/>
           <w:shd w:val="clear" w:color="auto" w:fill="FFFFFF"/>
         </w:rPr>
-        <w:t>對法-輪功的迫害不僅僅是一個人權問題，它更是一個政權道德深度危機的標誌。也正如劉先生與蘇菲亞小姐所說，</w:t>
+        <w:t>對法輪功的迫害不僅僅是一個人權問題，它更是一個政權道德深度危機的標誌。也正如劉先生與蘇菲亞小姐所說，</w:t>
       </w:r>
       <w:r>
         <w:rPr>
@@ -27342,7 +27109,7 @@
           <w:color w:val="1A1C1E"/>
           <w:shd w:val="clear" w:color="auto" w:fill="FFFFFF"/>
         </w:rPr>
-        <w:t xml:space="preserve">加上前兩次的分享內容，我們聽了劉先生分享他的故事、關於中國共產黨透過迫害法-輪-功所展現的邪惡本質，關於活摘器官的罪行……兩位所分享的訊息，都是我們這個時代令人痛心的問題，需要我們每一個人，包括 THE </w:t>
+        <w:t xml:space="preserve">加上前兩次的分享內容，我們聽了劉先生分享他的故事、關於中國共產黨透過迫害法輪功所展現的邪惡本質，關於活摘器官的罪行……兩位所分享的訊息，都是我們這個時代令人痛心的問題，需要我們每一個人，包括 THE </w:t>
       </w:r>
       <w:r>
         <w:rPr>
@@ -28387,12 +28154,10 @@
     </w:p>
     <w:p>
       <w:pPr>
-        <w:numPr>
-          <w:ilvl w:val="0"/>
-          <w:numId w:val="2"/>
-        </w:numPr>
+        <w:tabs>
+          <w:tab w:val="left" w:pos="720"/>
+        </w:tabs>
         <w:spacing w:beforeAutospacing="1" w:afterAutospacing="1"/>
-        <w:ind w:left="1440"/>
         <w:rPr>
           <w:rFonts w:ascii="Yu Gothic" w:eastAsia="Yu Gothic" w:hAnsi="Yu Gothic" w:cs="Yu Gothic"/>
           <w:sz w:val="24"/>
@@ -28618,6 +28383,32 @@
           <w:rFonts w:ascii="Yu Gothic" w:eastAsia="Yu Gothic" w:hAnsi="Yu Gothic" w:cs="Yu Gothic" w:hint="eastAsia"/>
         </w:rPr>
         <w:t xml:space="preserve">– 千劫已過 (Thousand Lives) </w:t>
+      </w:r>
+    </w:p>
+    <w:p>
+      <w:pPr>
+        <w:pStyle w:val="NormalWeb"/>
+        <w:rPr>
+          <w:rFonts w:ascii="Yu Gothic" w:eastAsia="Yu Gothic" w:hAnsi="Yu Gothic" w:cs="Yu Gothic"/>
+        </w:rPr>
+      </w:pPr>
+      <w:r>
+        <w:rPr>
+          <w:rFonts w:ascii="Yu Gothic" w:eastAsia="Yu Gothic" w:hAnsi="Yu Gothic" w:cs="Yu Gothic" w:hint="eastAsia"/>
+        </w:rPr>
+        <w:t>–</w:t>
+      </w:r>
+      <w:r>
+        <w:rPr>
+          <w:rFonts w:ascii="Yu Gothic" w:hAnsi="Yu Gothic" w:cs="Yu Gothic" w:hint="eastAsia"/>
+        </w:rPr>
+        <w:t xml:space="preserve"> </w:t>
+      </w:r>
+      <w:r>
+        <w:rPr>
+          <w:rFonts w:ascii="Yu Gothic" w:eastAsia="Yu Gothic" w:hAnsi="Yu Gothic" w:cs="Yu Gothic" w:hint="eastAsia"/>
+        </w:rPr>
+        <w:t>大霹靂之外的宇宙 (The Universe Beyond The Big Bang)</w:t>
       </w:r>
     </w:p>
     <w:p>
@@ -28723,7 +28514,6 @@
         </w:rPr>
       </w:pPr>
     </w:p>
-    <w:bookmarkEnd w:id="0"/>
     <w:p>
       <w:pPr>
         <w:jc w:val="both"/>
@@ -28800,7 +28590,7 @@
           <w:rPr>
             <w:noProof/>
           </w:rPr>
-          <w:t>215</w:t>
+          <w:t>2</w:t>
         </w:r>
         <w:r>
           <w:rPr>
@@ -29098,7 +28888,6 @@
     <w:lsdException w:name="Table Web 1" w:semiHidden="1" w:unhideWhenUsed="1"/>
     <w:lsdException w:name="Table Web 2" w:semiHidden="1" w:unhideWhenUsed="1"/>
     <w:lsdException w:name="Table Web 3" w:semiHidden="1" w:unhideWhenUsed="1"/>
-    <w:lsdException w:name="Table Grid" w:semiHidden="1" w:unhideWhenUsed="1"/>
     <w:lsdException w:name="Table Theme" w:semiHidden="1" w:unhideWhenUsed="1"/>
     <w:lsdException w:name="Placeholder Text" w:semiHidden="1" w:uiPriority="99"/>
     <w:lsdException w:name="No Spacing" w:uiPriority="99"/>
@@ -29453,6 +29242,11 @@
       <w:lang w:eastAsia="zh-CN"/>
     </w:rPr>
   </w:style>
+  <w:style w:type="character" w:customStyle="1" w:styleId="ng-star-inserted">
+    <w:name w:val="ng-star-inserted"/>
+    <w:basedOn w:val="DefaultParagraphFont"/>
+    <w:rsid w:val="00021667"/>
+  </w:style>
 </w:styles>
 </file>
 
